--- a/Biooil_Data_ML_Submission_Packages/00_SOURCE_AUDIT_AND_STRATEGY.docx
+++ b/Biooil_Data_ML_Submission_Packages/00_SOURCE_AUDIT_AND_STRATEGY.docx
@@ -25,7 +25,7 @@
     <w:p/>
     <w:p>
       <w:r>
-        <w:t>Data availability constraints and deep learning-based inverse prediction of bio-oil composition from steam reforming syngas</w:t>
+        <w:t>Machine-learning soft sensor for bio-oil steam reforming: Cantera-generated data and inverse prediction of bio-oil composition from syngas</w:t>
       </w:r>
     </w:p>
     <w:p/>
@@ -65,7 +65,7 @@
     <w:p/>
     <w:p>
       <w:r>
-        <w:t>The composition-data review alone is currently not strong enough as a standalone database or data article. The SQL dataset is useful, but it is incomplete, class-level, and not a raw GC-MS or compound-level repository. The reverse machine-learning work is stronger as an original research contribution, but it needs a defensible explanation of why the input data are limited and why data stewardship matters.</w:t>
+        <w:t>The composition-data work should not be presented as the main publication story. The SQL dataset is useful because it provides literature-derived bio-oil compositions that can be converted into Cantera feed definitions. The reverse machine-learning work is the main original contribution because it develops a syngas-based soft sensor for future bio-oil reforming monitoring and MPC.</w:t>
       </w:r>
     </w:p>
     <w:p/>
@@ -77,13 +77,13 @@
     <w:p/>
     <w:p>
       <w:r>
-        <w:t>&gt; A data-curated, thermodynamically validated inverse modeling study that uses the documented scarcity and inconsistency of reusable bio-oil composition data as motivation for a syngas-based soft sensor.</w:t>
-      </w:r>
-    </w:p>
-    <w:p/>
-    <w:p>
-      <w:r>
-        <w:t>The review/data-availability part becomes the problem framing and data-quality analysis. The reverse ML part becomes the main original contribution.</w:t>
+        <w:t>&gt; A Cantera-to-machine-learning soft-sensor study that uses literature-derived bio-oil compositions to generate synthetic reforming data and predict bio-oil composition from syngas for future MPC use.</w:t>
+      </w:r>
+    </w:p>
+    <w:p/>
+    <w:p>
+      <w:r>
+        <w:t>The literature bio-oil database becomes the feed-composition source for synthetic data generation. The Cantera simulation, inverse MLP model, and MPC relevance become the main publication story.</w:t>
       </w:r>
     </w:p>
     <w:p/>
@@ -183,7 +183,7 @@
         </w:numPr>
       </w:pPr>
       <w:r>
-        <w:t>`COMPOSITION_DATA_REVIEW_Paper/CALISMA_DURUMU_SQL_UYUMLULUK_VE_SUBMISSION_CHECKLIST.md`: used for SQL data audit and submission requirements.</w:t>
+        <w:t>`COMPOSITION_DATA_REVIEW_Paper/CALISMA_DURUMU_SQL_UYUMLULUK_VE_SUBMISSION_CHECKLIST.md`: used for SQL data audit, source limitations, and submission requirements.</w:t>
       </w:r>
     </w:p>
     <w:p>
@@ -195,7 +195,7 @@
         </w:numPr>
       </w:pPr>
       <w:r>
-        <w:t>`SystematicLiteratureReview.docx`: used as a narrative source for bio-oil composition reporting and data stewardship framing.</w:t>
+        <w:t>`SystematicLiteratureReview.docx`: used only as background context for bio-oil composition reporting; it is not the main manuscript frame.</w:t>
       </w:r>
     </w:p>
     <w:p/>
@@ -253,7 +253,7 @@
     <w:p/>
     <w:p>
       <w:r>
-        <w:t>SQL data audit:</w:t>
+        <w:t>Bio-oil composition source data:</w:t>
       </w:r>
     </w:p>
     <w:p/>
@@ -534,7 +534,7 @@
     <w:p/>
     <w:p>
       <w:r>
-        <w:t>&gt; Literature-derived bio-oil composition data are sufficiently informative to train a thermodynamically constrained inverse soft sensor within the represented data domain, but incomplete reporting and limited composition diversity impose clear generalization limits for unseen bio-oils.</w:t>
+        <w:t>&gt; Literature-derived bio-oil compositions can be converted into simulation-ready surrogate feeds, Cantera can generate a thermodynamically consistent reforming dataset, and an MLP can operate as a syngas-based soft sensor for estimating bio-oil composition within the represented domain.</w:t>
       </w:r>
     </w:p>
     <w:p/>
@@ -689,7 +689,6 @@
         <w:t>Final manual graphical abstract image. Elsevier policies do not allow generative AI-created graphical abstracts or figures; the prepared brief must be redrawn manually by the author/designer.</w:t>
       </w:r>
     </w:p>
-    <w:p/>
     <w:p/>
     <w:sectPr>
       <w:pgSz w:w="12240" w:h="15840"/>
@@ -704,7 +703,7 @@
 <file path=word/numbering.xml><?xml version="1.0" encoding="utf-8"?>
 <w:numbering xmlns:wpc="http://schemas.microsoft.com/office/word/2010/wordprocessingCanvas" xmlns:cx="http://schemas.microsoft.com/office/drawing/2014/chartex" xmlns:cx1="http://schemas.microsoft.com/office/drawing/2015/9/8/chartex" xmlns:cx2="http://schemas.microsoft.com/office/drawing/2015/10/21/chartex" xmlns:cx3="http://schemas.microsoft.com/office/drawing/2016/5/9/chartex" xmlns:cx4="http://schemas.microsoft.com/office/drawing/2016/5/10/chartex" xmlns:cx5="http://schemas.microsoft.com/office/drawing/2016/5/11/chartex" xmlns:cx6="http://schemas.microsoft.com/office/drawing/2016/5/12/chartex" xmlns:cx7="http://schemas.microsoft.com/office/drawing/2016/5/13/chartex" xmlns:cx8="http://schemas.microsoft.com/office/drawing/2016/5/14/chartex" xmlns:mc="http://schemas.openxmlformats.org/markup-compatibility/2006" xmlns:aink="http://schemas.microsoft.com/office/drawing/2016/ink" xmlns:am3d="http://schemas.microsoft.com/office/drawing/2017/model3d" xmlns:o="urn:schemas-microsoft-com:office:office" xmlns:oel="http://schemas.microsoft.com/office/2019/extlst" xmlns:r="http://schemas.openxmlformats.org/officeDocument/2006/relationships" xmlns:m="http://schemas.openxmlformats.org/officeDocument/2006/math" xmlns:v="urn:schemas-microsoft-com:vml" xmlns:wp14="http://schemas.microsoft.com/office/word/2010/wordprocessingDrawing" xmlns:wp="http://schemas.openxmlformats.org/drawingml/2006/wordprocessingDrawing" xmlns:w10="urn:schemas-microsoft-com:office:word" xmlns:w="http://schemas.openxmlformats.org/wordprocessingml/2006/main" xmlns:w14="http://schemas.microsoft.com/office/word/2010/wordml" xmlns:w15="http://schemas.microsoft.com/office/word/2012/wordml" xmlns:w16cex="http://schemas.microsoft.com/office/word/2018/wordml/cex" xmlns:w16cid="http://schemas.microsoft.com/office/word/2016/wordml/cid" xmlns:w16="http://schemas.microsoft.com/office/word/2018/wordml" xmlns:w16du="http://schemas.microsoft.com/office/word/2023/wordml/word16du" xmlns:w16sdtdh="http://schemas.microsoft.com/office/word/2020/wordml/sdtdatahash" xmlns:w16sdtfl="http://schemas.microsoft.com/office/word/2024/wordml/sdtformatlock" xmlns:w16se="http://schemas.microsoft.com/office/word/2015/wordml/symex" xmlns:wpg="http://schemas.microsoft.com/office/word/2010/wordprocessingGroup" xmlns:wpi="http://schemas.microsoft.com/office/word/2010/wordprocessingInk" xmlns:wne="http://schemas.microsoft.com/office/word/2006/wordml" xmlns:wps="http://schemas.microsoft.com/office/word/2010/wordprocessingShape" mc:Ignorable="w14 w15 w16se w16cid w16 w16cex w16sdtdh w16sdtfl w16du wp14">
   <w:abstractNum w:abstractNumId="0" w15:restartNumberingAfterBreak="0">
-    <w:nsid w:val="135A2891"/>
+    <w:nsid w:val="00C06156"/>
     <w:multiLevelType w:val="singleLevel"/>
     <w:tmpl w:val="04090001"/>
     <w:lvl w:ilvl="0">
@@ -721,7 +720,7 @@
     </w:lvl>
   </w:abstractNum>
   <w:abstractNum w:abstractNumId="1" w15:restartNumberingAfterBreak="0">
-    <w:nsid w:val="359B3EB1"/>
+    <w:nsid w:val="39DB559F"/>
     <w:multiLevelType w:val="singleLevel"/>
     <w:tmpl w:val="04090001"/>
     <w:lvl w:ilvl="0">
@@ -738,7 +737,7 @@
     </w:lvl>
   </w:abstractNum>
   <w:abstractNum w:abstractNumId="2" w15:restartNumberingAfterBreak="0">
-    <w:nsid w:val="36DE11AB"/>
+    <w:nsid w:val="5DC64450"/>
     <w:multiLevelType w:val="singleLevel"/>
     <w:tmpl w:val="04090001"/>
     <w:lvl w:ilvl="0">
@@ -755,7 +754,7 @@
     </w:lvl>
   </w:abstractNum>
   <w:abstractNum w:abstractNumId="3" w15:restartNumberingAfterBreak="0">
-    <w:nsid w:val="3793377D"/>
+    <w:nsid w:val="5E3738D4"/>
     <w:multiLevelType w:val="singleLevel"/>
     <w:tmpl w:val="04090001"/>
     <w:lvl w:ilvl="0">
@@ -772,7 +771,7 @@
     </w:lvl>
   </w:abstractNum>
   <w:abstractNum w:abstractNumId="4" w15:restartNumberingAfterBreak="0">
-    <w:nsid w:val="39F07942"/>
+    <w:nsid w:val="67D8163C"/>
     <w:multiLevelType w:val="singleLevel"/>
     <w:tmpl w:val="04090001"/>
     <w:lvl w:ilvl="0">
@@ -789,7 +788,7 @@
     </w:lvl>
   </w:abstractNum>
   <w:abstractNum w:abstractNumId="5" w15:restartNumberingAfterBreak="0">
-    <w:nsid w:val="5D357FA1"/>
+    <w:nsid w:val="69856A7C"/>
     <w:multiLevelType w:val="singleLevel"/>
     <w:tmpl w:val="04090001"/>
     <w:lvl w:ilvl="0">
@@ -805,23 +804,23 @@
       </w:rPr>
     </w:lvl>
   </w:abstractNum>
-  <w:num w:numId="1" w16cid:durableId="52239029">
+  <w:num w:numId="1" w16cid:durableId="1439375003">
     <w:abstractNumId w:val="4"/>
   </w:num>
-  <w:num w:numId="2" w16cid:durableId="1237278259">
+  <w:num w:numId="2" w16cid:durableId="1794204690">
+    <w:abstractNumId w:val="2"/>
+  </w:num>
+  <w:num w:numId="3" w16cid:durableId="1262178595">
     <w:abstractNumId w:val="0"/>
   </w:num>
-  <w:num w:numId="3" w16cid:durableId="1581865511">
-    <w:abstractNumId w:val="5"/>
+  <w:num w:numId="4" w16cid:durableId="1344820117">
+    <w:abstractNumId w:val="1"/>
   </w:num>
-  <w:num w:numId="4" w16cid:durableId="1831479629">
-    <w:abstractNumId w:val="2"/>
-  </w:num>
-  <w:num w:numId="5" w16cid:durableId="521404620">
+  <w:num w:numId="5" w16cid:durableId="1424184164">
     <w:abstractNumId w:val="3"/>
   </w:num>
-  <w:num w:numId="6" w16cid:durableId="1509245650">
-    <w:abstractNumId w:val="1"/>
+  <w:num w:numId="6" w16cid:durableId="1750037113">
+    <w:abstractNumId w:val="5"/>
   </w:num>
 </w:numbering>
 </file>
@@ -1234,7 +1233,7 @@
     <w:link w:val="Balk1Char"/>
     <w:uiPriority w:val="9"/>
     <w:qFormat/>
-    <w:rsid w:val="00615D3F"/>
+    <w:rsid w:val="00FC53F2"/>
     <w:pPr>
       <w:keepNext/>
       <w:keepLines/>
@@ -1256,7 +1255,7 @@
     <w:uiPriority w:val="9"/>
     <w:unhideWhenUsed/>
     <w:qFormat/>
-    <w:rsid w:val="00615D3F"/>
+    <w:rsid w:val="00FC53F2"/>
     <w:pPr>
       <w:keepNext/>
       <w:keepLines/>
@@ -1279,7 +1278,7 @@
     <w:semiHidden/>
     <w:unhideWhenUsed/>
     <w:qFormat/>
-    <w:rsid w:val="00615D3F"/>
+    <w:rsid w:val="00FC53F2"/>
     <w:pPr>
       <w:keepNext/>
       <w:keepLines/>
@@ -1302,7 +1301,7 @@
     <w:semiHidden/>
     <w:unhideWhenUsed/>
     <w:qFormat/>
-    <w:rsid w:val="00615D3F"/>
+    <w:rsid w:val="00FC53F2"/>
     <w:pPr>
       <w:keepNext/>
       <w:keepLines/>
@@ -1325,7 +1324,7 @@
     <w:semiHidden/>
     <w:unhideWhenUsed/>
     <w:qFormat/>
-    <w:rsid w:val="00615D3F"/>
+    <w:rsid w:val="00FC53F2"/>
     <w:pPr>
       <w:keepNext/>
       <w:keepLines/>
@@ -1346,7 +1345,7 @@
     <w:semiHidden/>
     <w:unhideWhenUsed/>
     <w:qFormat/>
-    <w:rsid w:val="00615D3F"/>
+    <w:rsid w:val="00FC53F2"/>
     <w:pPr>
       <w:keepNext/>
       <w:keepLines/>
@@ -1369,7 +1368,7 @@
     <w:semiHidden/>
     <w:unhideWhenUsed/>
     <w:qFormat/>
-    <w:rsid w:val="00615D3F"/>
+    <w:rsid w:val="00FC53F2"/>
     <w:pPr>
       <w:keepNext/>
       <w:keepLines/>
@@ -1390,7 +1389,7 @@
     <w:semiHidden/>
     <w:unhideWhenUsed/>
     <w:qFormat/>
-    <w:rsid w:val="00615D3F"/>
+    <w:rsid w:val="00FC53F2"/>
     <w:pPr>
       <w:keepNext/>
       <w:keepLines/>
@@ -1413,7 +1412,7 @@
     <w:semiHidden/>
     <w:unhideWhenUsed/>
     <w:qFormat/>
-    <w:rsid w:val="00615D3F"/>
+    <w:rsid w:val="00FC53F2"/>
     <w:pPr>
       <w:keepNext/>
       <w:keepLines/>
@@ -1457,7 +1456,7 @@
     <w:basedOn w:val="VarsaylanParagrafYazTipi"/>
     <w:link w:val="Balk1"/>
     <w:uiPriority w:val="9"/>
-    <w:rsid w:val="00615D3F"/>
+    <w:rsid w:val="00FC53F2"/>
     <w:rPr>
       <w:rFonts w:asciiTheme="majorHAnsi" w:eastAsiaTheme="majorEastAsia" w:hAnsiTheme="majorHAnsi" w:cstheme="majorBidi"/>
       <w:color w:val="2F5496" w:themeColor="accent1" w:themeShade="BF"/>
@@ -1470,7 +1469,7 @@
     <w:basedOn w:val="VarsaylanParagrafYazTipi"/>
     <w:link w:val="Balk2"/>
     <w:uiPriority w:val="9"/>
-    <w:rsid w:val="00615D3F"/>
+    <w:rsid w:val="00FC53F2"/>
     <w:rPr>
       <w:rFonts w:asciiTheme="majorHAnsi" w:eastAsiaTheme="majorEastAsia" w:hAnsiTheme="majorHAnsi" w:cstheme="majorBidi"/>
       <w:color w:val="2F5496" w:themeColor="accent1" w:themeShade="BF"/>
@@ -1484,7 +1483,7 @@
     <w:link w:val="Balk3"/>
     <w:uiPriority w:val="9"/>
     <w:semiHidden/>
-    <w:rsid w:val="00615D3F"/>
+    <w:rsid w:val="00FC53F2"/>
     <w:rPr>
       <w:rFonts w:eastAsiaTheme="majorEastAsia" w:cstheme="majorBidi"/>
       <w:color w:val="2F5496" w:themeColor="accent1" w:themeShade="BF"/>
@@ -1498,7 +1497,7 @@
     <w:link w:val="Balk4"/>
     <w:uiPriority w:val="9"/>
     <w:semiHidden/>
-    <w:rsid w:val="00615D3F"/>
+    <w:rsid w:val="00FC53F2"/>
     <w:rPr>
       <w:rFonts w:eastAsiaTheme="majorEastAsia" w:cstheme="majorBidi"/>
       <w:i/>
@@ -1512,7 +1511,7 @@
     <w:link w:val="Balk5"/>
     <w:uiPriority w:val="9"/>
     <w:semiHidden/>
-    <w:rsid w:val="00615D3F"/>
+    <w:rsid w:val="00FC53F2"/>
     <w:rPr>
       <w:rFonts w:eastAsiaTheme="majorEastAsia" w:cstheme="majorBidi"/>
       <w:color w:val="2F5496" w:themeColor="accent1" w:themeShade="BF"/>
@@ -1524,7 +1523,7 @@
     <w:link w:val="Balk6"/>
     <w:uiPriority w:val="9"/>
     <w:semiHidden/>
-    <w:rsid w:val="00615D3F"/>
+    <w:rsid w:val="00FC53F2"/>
     <w:rPr>
       <w:rFonts w:eastAsiaTheme="majorEastAsia" w:cstheme="majorBidi"/>
       <w:i/>
@@ -1538,7 +1537,7 @@
     <w:link w:val="Balk7"/>
     <w:uiPriority w:val="9"/>
     <w:semiHidden/>
-    <w:rsid w:val="00615D3F"/>
+    <w:rsid w:val="00FC53F2"/>
     <w:rPr>
       <w:rFonts w:eastAsiaTheme="majorEastAsia" w:cstheme="majorBidi"/>
       <w:color w:val="595959" w:themeColor="text1" w:themeTint="A6"/>
@@ -1550,7 +1549,7 @@
     <w:link w:val="Balk8"/>
     <w:uiPriority w:val="9"/>
     <w:semiHidden/>
-    <w:rsid w:val="00615D3F"/>
+    <w:rsid w:val="00FC53F2"/>
     <w:rPr>
       <w:rFonts w:eastAsiaTheme="majorEastAsia" w:cstheme="majorBidi"/>
       <w:i/>
@@ -1564,7 +1563,7 @@
     <w:link w:val="Balk9"/>
     <w:uiPriority w:val="9"/>
     <w:semiHidden/>
-    <w:rsid w:val="00615D3F"/>
+    <w:rsid w:val="00FC53F2"/>
     <w:rPr>
       <w:rFonts w:eastAsiaTheme="majorEastAsia" w:cstheme="majorBidi"/>
       <w:color w:val="272727" w:themeColor="text1" w:themeTint="D8"/>
@@ -1577,7 +1576,7 @@
     <w:link w:val="KonuBalChar"/>
     <w:uiPriority w:val="10"/>
     <w:qFormat/>
-    <w:rsid w:val="00615D3F"/>
+    <w:rsid w:val="00FC53F2"/>
     <w:pPr>
       <w:spacing w:after="80" w:line="240" w:lineRule="auto"/>
       <w:contextualSpacing/>
@@ -1595,7 +1594,7 @@
     <w:basedOn w:val="VarsaylanParagrafYazTipi"/>
     <w:link w:val="KonuBal"/>
     <w:uiPriority w:val="10"/>
-    <w:rsid w:val="00615D3F"/>
+    <w:rsid w:val="00FC53F2"/>
     <w:rPr>
       <w:rFonts w:asciiTheme="majorHAnsi" w:eastAsiaTheme="majorEastAsia" w:hAnsiTheme="majorHAnsi" w:cstheme="majorBidi"/>
       <w:spacing w:val="-10"/>
@@ -1611,7 +1610,7 @@
     <w:link w:val="AltyazChar"/>
     <w:uiPriority w:val="11"/>
     <w:qFormat/>
-    <w:rsid w:val="00615D3F"/>
+    <w:rsid w:val="00FC53F2"/>
     <w:pPr>
       <w:numPr>
         <w:ilvl w:val="1"/>
@@ -1630,7 +1629,7 @@
     <w:basedOn w:val="VarsaylanParagrafYazTipi"/>
     <w:link w:val="Altyaz"/>
     <w:uiPriority w:val="11"/>
-    <w:rsid w:val="00615D3F"/>
+    <w:rsid w:val="00FC53F2"/>
     <w:rPr>
       <w:rFonts w:eastAsiaTheme="majorEastAsia" w:cstheme="majorBidi"/>
       <w:color w:val="595959" w:themeColor="text1" w:themeTint="A6"/>
@@ -1646,7 +1645,7 @@
     <w:link w:val="AlntChar"/>
     <w:uiPriority w:val="29"/>
     <w:qFormat/>
-    <w:rsid w:val="00615D3F"/>
+    <w:rsid w:val="00FC53F2"/>
     <w:pPr>
       <w:spacing w:before="160"/>
       <w:jc w:val="center"/>
@@ -1662,7 +1661,7 @@
     <w:basedOn w:val="VarsaylanParagrafYazTipi"/>
     <w:link w:val="Alnt"/>
     <w:uiPriority w:val="29"/>
-    <w:rsid w:val="00615D3F"/>
+    <w:rsid w:val="00FC53F2"/>
     <w:rPr>
       <w:i/>
       <w:iCs/>
@@ -1674,7 +1673,7 @@
     <w:basedOn w:val="Normal"/>
     <w:uiPriority w:val="34"/>
     <w:qFormat/>
-    <w:rsid w:val="00615D3F"/>
+    <w:rsid w:val="00FC53F2"/>
     <w:pPr>
       <w:ind w:left="720"/>
       <w:contextualSpacing/>
@@ -1685,7 +1684,7 @@
     <w:basedOn w:val="VarsaylanParagrafYazTipi"/>
     <w:uiPriority w:val="21"/>
     <w:qFormat/>
-    <w:rsid w:val="00615D3F"/>
+    <w:rsid w:val="00FC53F2"/>
     <w:rPr>
       <w:i/>
       <w:iCs/>
@@ -1699,7 +1698,7 @@
     <w:link w:val="GlAlntChar"/>
     <w:uiPriority w:val="30"/>
     <w:qFormat/>
-    <w:rsid w:val="00615D3F"/>
+    <w:rsid w:val="00FC53F2"/>
     <w:pPr>
       <w:pBdr>
         <w:top w:val="single" w:sz="4" w:space="10" w:color="2F5496" w:themeColor="accent1" w:themeShade="BF"/>
@@ -1720,7 +1719,7 @@
     <w:basedOn w:val="VarsaylanParagrafYazTipi"/>
     <w:link w:val="GlAlnt"/>
     <w:uiPriority w:val="30"/>
-    <w:rsid w:val="00615D3F"/>
+    <w:rsid w:val="00FC53F2"/>
     <w:rPr>
       <w:i/>
       <w:iCs/>
@@ -1732,7 +1731,7 @@
     <w:basedOn w:val="VarsaylanParagrafYazTipi"/>
     <w:uiPriority w:val="32"/>
     <w:qFormat/>
-    <w:rsid w:val="00615D3F"/>
+    <w:rsid w:val="00FC53F2"/>
     <w:rPr>
       <w:b/>
       <w:bCs/>
